--- a/Resume(yoomiher).docx
+++ b/Resume(yoomiher).docx
@@ -275,7 +275,15 @@
           <w:sz w:val="20"/>
           <w:szCs w:val="20"/>
         </w:rPr>
-        <w:t>퍼블리셔입니다</w:t>
+        <w:t>개발자</w:t>
+      </w:r>
+      <w:r>
+        <w:rPr>
+          <w:rFonts w:ascii="Times New Roman" w:hAnsi="Times New Roman" w:cs="Times New Roman" w:hint="eastAsia"/>
+          <w:sz w:val="20"/>
+          <w:szCs w:val="20"/>
+        </w:rPr>
+        <w:t>입니다</w:t>
       </w:r>
       <w:r>
         <w:rPr>
@@ -419,7 +427,15 @@
           <w:sz w:val="20"/>
           <w:szCs w:val="20"/>
         </w:rPr>
-        <w:t>퍼블리셔가</w:t>
+        <w:t>개발자</w:t>
+      </w:r>
+      <w:r>
+        <w:rPr>
+          <w:rFonts w:ascii="Times New Roman" w:hAnsi="Times New Roman" w:cs="Times New Roman" w:hint="eastAsia"/>
+          <w:sz w:val="20"/>
+          <w:szCs w:val="20"/>
+        </w:rPr>
+        <w:t>가</w:t>
       </w:r>
       <w:r>
         <w:rPr>
@@ -570,7 +586,7 @@
           <w:sz w:val="20"/>
           <w:szCs w:val="20"/>
         </w:rPr>
-        <w:t>스케줄</w:t>
+        <w:t>일정</w:t>
       </w:r>
       <w:r>
         <w:rPr>
@@ -618,7 +634,7 @@
           <w:sz w:val="20"/>
           <w:szCs w:val="20"/>
         </w:rPr>
-        <w:t>예약</w:t>
+        <w:t>조정</w:t>
       </w:r>
     </w:p>
     <w:p>
@@ -1044,13 +1060,6 @@
         </w:rPr>
         <w:t>EZEN Academy</w:t>
       </w:r>
-      <w:r>
-        <w:rPr>
-          <w:rFonts w:ascii="Times New Roman" w:hAnsi="Times New Roman" w:cs="Times New Roman" w:hint="eastAsia"/>
-          <w:sz w:val="24"/>
-        </w:rPr>
-        <w:t>, Republic of Korea</w:t>
-      </w:r>
     </w:p>
     <w:p>
       <w:pPr>
@@ -1060,18 +1069,34 @@
           <w:numId w:val="7"/>
         </w:numPr>
         <w:rPr>
+          <w:rFonts w:asciiTheme="minorEastAsia" w:hAnsiTheme="minorEastAsia" w:cs="Times New Roman"/>
+          <w:sz w:val="20"/>
+          <w:szCs w:val="20"/>
+        </w:rPr>
+      </w:pPr>
+      <w:r>
+        <w:rPr>
+          <w:rFonts w:asciiTheme="minorEastAsia" w:hAnsiTheme="minorEastAsia" w:cs="Times New Roman"/>
+          <w:sz w:val="20"/>
+          <w:szCs w:val="20"/>
+        </w:rPr>
+        <w:t>UX/UI</w:t>
+      </w:r>
+      <w:r>
+        <w:rPr>
           <w:rFonts w:asciiTheme="minorEastAsia" w:hAnsiTheme="minorEastAsia" w:cs="Times New Roman" w:hint="eastAsia"/>
           <w:sz w:val="20"/>
           <w:szCs w:val="20"/>
         </w:rPr>
-      </w:pPr>
+        <w:t xml:space="preserve"> 앱&amp;웹 디자인</w:t>
+      </w:r>
       <w:r>
         <w:rPr>
           <w:rFonts w:asciiTheme="minorEastAsia" w:hAnsiTheme="minorEastAsia" w:cs="Times New Roman"/>
           <w:sz w:val="20"/>
           <w:szCs w:val="20"/>
         </w:rPr>
-        <w:t>UX/UI</w:t>
+        <w:t xml:space="preserve"> 교육 과정 수료,</w:t>
       </w:r>
       <w:r>
         <w:rPr>
@@ -1079,7 +1104,7 @@
           <w:sz w:val="20"/>
           <w:szCs w:val="20"/>
         </w:rPr>
-        <w:t xml:space="preserve"> 앱&amp;웹 디자인</w:t>
+        <w:t xml:space="preserve"> </w:t>
       </w:r>
       <w:r>
         <w:rPr>
@@ -1087,23 +1112,61 @@
           <w:sz w:val="20"/>
           <w:szCs w:val="20"/>
         </w:rPr>
-        <w:t xml:space="preserve"> 교육 과정 수료, </w:t>
-      </w:r>
-      <w:r>
+        <w:t>2025</w:t>
+      </w:r>
+    </w:p>
+    <w:p>
+      <w:pPr>
+        <w:jc w:val="center"/>
+        <w:rPr>
+          <w:rFonts w:ascii="Times New Roman" w:hAnsi="Times New Roman" w:cs="Times New Roman" w:hint="eastAsia"/>
+          <w:sz w:val="24"/>
+        </w:rPr>
+      </w:pPr>
+      <w:r>
+        <w:rPr>
+          <w:rFonts w:ascii="Times New Roman" w:hAnsi="Times New Roman" w:cs="Times New Roman"/>
+          <w:sz w:val="24"/>
+        </w:rPr>
+        <w:t>JOINUS KOREA</w:t>
+      </w:r>
+    </w:p>
+    <w:p>
+      <w:pPr>
+        <w:pStyle w:val="a6"/>
+        <w:numPr>
+          <w:ilvl w:val="0"/>
+          <w:numId w:val="7"/>
+        </w:numPr>
         <w:rPr>
           <w:rFonts w:asciiTheme="minorEastAsia" w:hAnsiTheme="minorEastAsia" w:cs="Times New Roman" w:hint="eastAsia"/>
           <w:sz w:val="20"/>
           <w:szCs w:val="20"/>
         </w:rPr>
-        <w:t xml:space="preserve">January - June </w:t>
-      </w:r>
-      <w:r>
-        <w:rPr>
-          <w:rFonts w:asciiTheme="minorEastAsia" w:hAnsiTheme="minorEastAsia" w:cs="Times New Roman"/>
-          <w:sz w:val="20"/>
-          <w:szCs w:val="20"/>
-        </w:rPr>
-        <w:t>2025</w:t>
+      </w:pPr>
+      <w:r>
+        <w:rPr>
+          <w:rFonts w:asciiTheme="minorEastAsia" w:hAnsiTheme="minorEastAsia" w:cs="Times New Roman" w:hint="eastAsia"/>
+          <w:sz w:val="20"/>
+          <w:szCs w:val="20"/>
+        </w:rPr>
+        <w:t>그린블루 크리에이터 활동</w:t>
+      </w:r>
+      <w:r>
+        <w:rPr>
+          <w:rFonts w:asciiTheme="minorEastAsia" w:hAnsiTheme="minorEastAsia" w:cs="Times New Roman" w:hint="eastAsia"/>
+          <w:sz w:val="20"/>
+          <w:szCs w:val="20"/>
+        </w:rPr>
+        <w:t xml:space="preserve"> (SNS홍보팀)</w:t>
+      </w:r>
+      <w:r>
+        <w:rPr>
+          <w:rFonts w:asciiTheme="minorEastAsia" w:hAnsiTheme="minorEastAsia" w:cs="Times New Roman" w:hint="eastAsia"/>
+          <w:sz w:val="20"/>
+          <w:szCs w:val="20"/>
+        </w:rPr>
+        <w:t>, 2022</w:t>
       </w:r>
     </w:p>
     <w:p>
@@ -1149,12 +1212,154 @@
           <w:sz w:val="20"/>
           <w:szCs w:val="20"/>
         </w:rPr>
-        <w:t>, 2017 - 2022</w:t>
+        <w:t xml:space="preserve"> </w:t>
+      </w:r>
+      <w:r>
+        <w:rPr>
+          <w:rFonts w:ascii="Times New Roman" w:hAnsi="Times New Roman" w:cs="Times New Roman" w:hint="eastAsia"/>
+          <w:sz w:val="20"/>
+          <w:szCs w:val="20"/>
+        </w:rPr>
+        <w:t>졸업</w:t>
+      </w:r>
+      <w:r>
+        <w:rPr>
+          <w:rFonts w:ascii="Times New Roman" w:hAnsi="Times New Roman" w:cs="Times New Roman" w:hint="eastAsia"/>
+          <w:sz w:val="20"/>
+          <w:szCs w:val="20"/>
+        </w:rPr>
+        <w:t>, 2017</w:t>
+      </w:r>
+      <w:r>
+        <w:rPr>
+          <w:rFonts w:ascii="Times New Roman" w:hAnsi="Times New Roman" w:cs="Times New Roman" w:hint="eastAsia"/>
+          <w:sz w:val="20"/>
+          <w:szCs w:val="20"/>
+        </w:rPr>
+        <w:t xml:space="preserve"> -</w:t>
+      </w:r>
+      <w:r>
+        <w:rPr>
+          <w:rFonts w:ascii="Times New Roman" w:hAnsi="Times New Roman" w:cs="Times New Roman" w:hint="eastAsia"/>
+          <w:sz w:val="20"/>
+          <w:szCs w:val="20"/>
+        </w:rPr>
+        <w:t xml:space="preserve"> 2022</w:t>
+      </w:r>
+    </w:p>
+    <w:p>
+      <w:pPr>
+        <w:pStyle w:val="a6"/>
+        <w:numPr>
+          <w:ilvl w:val="0"/>
+          <w:numId w:val="6"/>
+        </w:numPr>
+        <w:rPr>
+          <w:rFonts w:ascii="Times New Roman" w:hAnsi="Times New Roman" w:cs="Times New Roman"/>
+          <w:sz w:val="20"/>
+          <w:szCs w:val="20"/>
+        </w:rPr>
+      </w:pPr>
+      <w:r>
+        <w:rPr>
+          <w:rFonts w:ascii="Times New Roman" w:hAnsi="Times New Roman" w:cs="Times New Roman" w:hint="eastAsia"/>
+          <w:sz w:val="20"/>
+          <w:szCs w:val="20"/>
+        </w:rPr>
+        <w:t>안양대학교</w:t>
+      </w:r>
+      <w:r>
+        <w:rPr>
+          <w:rFonts w:ascii="Times New Roman" w:hAnsi="Times New Roman" w:cs="Times New Roman" w:hint="eastAsia"/>
+          <w:sz w:val="20"/>
+          <w:szCs w:val="20"/>
+        </w:rPr>
+        <w:t xml:space="preserve"> </w:t>
+      </w:r>
+      <w:r>
+        <w:rPr>
+          <w:rFonts w:ascii="Times New Roman" w:hAnsi="Times New Roman" w:cs="Times New Roman" w:hint="eastAsia"/>
+          <w:sz w:val="20"/>
+          <w:szCs w:val="20"/>
+        </w:rPr>
+        <w:t>홍보대사</w:t>
+      </w:r>
+      <w:r>
+        <w:rPr>
+          <w:rFonts w:ascii="Times New Roman" w:hAnsi="Times New Roman" w:cs="Times New Roman" w:hint="eastAsia"/>
+          <w:sz w:val="20"/>
+          <w:szCs w:val="20"/>
+        </w:rPr>
+        <w:t xml:space="preserve"> </w:t>
+      </w:r>
+      <w:r>
+        <w:rPr>
+          <w:rFonts w:ascii="Times New Roman" w:hAnsi="Times New Roman" w:cs="Times New Roman" w:hint="eastAsia"/>
+          <w:sz w:val="20"/>
+          <w:szCs w:val="20"/>
+        </w:rPr>
+        <w:t>대외협력팀</w:t>
+      </w:r>
+      <w:r>
+        <w:rPr>
+          <w:rFonts w:ascii="Times New Roman" w:hAnsi="Times New Roman" w:cs="Times New Roman" w:hint="eastAsia"/>
+          <w:sz w:val="20"/>
+          <w:szCs w:val="20"/>
+        </w:rPr>
+        <w:t xml:space="preserve"> </w:t>
+      </w:r>
+      <w:r>
+        <w:rPr>
+          <w:rFonts w:ascii="Times New Roman" w:hAnsi="Times New Roman" w:cs="Times New Roman" w:hint="eastAsia"/>
+          <w:sz w:val="20"/>
+          <w:szCs w:val="20"/>
+        </w:rPr>
+        <w:t>팀장</w:t>
+      </w:r>
+      <w:r>
+        <w:rPr>
+          <w:rFonts w:ascii="Times New Roman" w:hAnsi="Times New Roman" w:cs="Times New Roman" w:hint="eastAsia"/>
+          <w:sz w:val="20"/>
+          <w:szCs w:val="20"/>
+        </w:rPr>
+        <w:t>, 2018</w:t>
+      </w:r>
+      <w:r>
+        <w:rPr>
+          <w:rFonts w:ascii="Times New Roman" w:hAnsi="Times New Roman" w:cs="Times New Roman" w:hint="eastAsia"/>
+          <w:sz w:val="20"/>
+          <w:szCs w:val="20"/>
+        </w:rPr>
+        <w:t xml:space="preserve"> </w:t>
+      </w:r>
+      <w:r>
+        <w:rPr>
+          <w:rFonts w:ascii="Times New Roman" w:hAnsi="Times New Roman" w:cs="Times New Roman" w:hint="eastAsia"/>
+          <w:sz w:val="20"/>
+          <w:szCs w:val="20"/>
+        </w:rPr>
+        <w:t>-</w:t>
+      </w:r>
+      <w:r>
+        <w:rPr>
+          <w:rFonts w:ascii="Times New Roman" w:hAnsi="Times New Roman" w:cs="Times New Roman" w:hint="eastAsia"/>
+          <w:sz w:val="20"/>
+          <w:szCs w:val="20"/>
+        </w:rPr>
+        <w:t xml:space="preserve"> </w:t>
+      </w:r>
+      <w:r>
+        <w:rPr>
+          <w:rFonts w:ascii="Times New Roman" w:hAnsi="Times New Roman" w:cs="Times New Roman" w:hint="eastAsia"/>
+          <w:sz w:val="20"/>
+          <w:szCs w:val="20"/>
+        </w:rPr>
+        <w:t>2019</w:t>
       </w:r>
     </w:p>
     <w:sectPr>
       <w:pgSz w:w="11906" w:h="16838"/>
-      <w:pgMar w:top="1701" w:right="1440" w:bottom="1440" w:left="1440" w:header="851" w:footer="992" w:gutter="0"/>
+      <w:pgMar w:top="1440" w:right="1080" w:bottom="1440" w:left="1080" w:header="851" w:footer="992" w:gutter="0"/>
       <w:cols w:space="425"/>
       <w:docGrid w:linePitch="360"/>
     </w:sectPr>
@@ -2911,6 +3116,61 @@
       <w:shd w:val="clear" w:color="auto" w:fill="E1DFDD"/>
     </w:rPr>
   </w:style>
+  <w:style w:type="character" w:styleId="ac">
+    <w:name w:val="annotation reference"/>
+    <w:basedOn w:val="a0"/>
+    <w:uiPriority w:val="99"/>
+    <w:semiHidden/>
+    <w:unhideWhenUsed/>
+    <w:rsid w:val="00C059D7"/>
+    <w:rPr>
+      <w:sz w:val="18"/>
+      <w:szCs w:val="18"/>
+    </w:rPr>
+  </w:style>
+  <w:style w:type="paragraph" w:styleId="ad">
+    <w:name w:val="annotation text"/>
+    <w:basedOn w:val="a"/>
+    <w:link w:val="Char3"/>
+    <w:uiPriority w:val="99"/>
+    <w:semiHidden/>
+    <w:unhideWhenUsed/>
+    <w:rsid w:val="00C059D7"/>
+  </w:style>
+  <w:style w:type="character" w:customStyle="1" w:styleId="Char3">
+    <w:name w:val="메모 텍스트 Char"/>
+    <w:basedOn w:val="a0"/>
+    <w:link w:val="ad"/>
+    <w:uiPriority w:val="99"/>
+    <w:semiHidden/>
+    <w:rsid w:val="00C059D7"/>
+  </w:style>
+  <w:style w:type="paragraph" w:styleId="ae">
+    <w:name w:val="annotation subject"/>
+    <w:basedOn w:val="ad"/>
+    <w:next w:val="ad"/>
+    <w:link w:val="Char4"/>
+    <w:uiPriority w:val="99"/>
+    <w:semiHidden/>
+    <w:unhideWhenUsed/>
+    <w:rsid w:val="00C059D7"/>
+    <w:rPr>
+      <w:b/>
+      <w:bCs/>
+    </w:rPr>
+  </w:style>
+  <w:style w:type="character" w:customStyle="1" w:styleId="Char4">
+    <w:name w:val="메모 주제 Char"/>
+    <w:basedOn w:val="Char3"/>
+    <w:link w:val="ae"/>
+    <w:uiPriority w:val="99"/>
+    <w:semiHidden/>
+    <w:rsid w:val="00C059D7"/>
+    <w:rPr>
+      <w:b/>
+      <w:bCs/>
+    </w:rPr>
+  </w:style>
 </w:styles>
 </file>
 
